--- a/A股短线候选_2026-08-19.docx
+++ b/A股短线候选_2026-08-19.docx
@@ -27,7 +27,7 @@
           <w:color w:val="5A5A5A"/>
           <w:sz w:val="18"/>
         </w:rPr>
-        <w:t>数据口径：东方财富公开行情接口（新浪日K兜底）+ 本地缓存。报送日期 2026-08-20，观察日 2026-08-20（下一交易日）。以下仅为技术观察池，不构成投资建议。</w:t>
+        <w:t>数据口径：东方财富公开行情接口（新浪日K兜底）+ 本地缓存。报送日期 2026-08-21，观察日 2026-08-20（下一交易日）。以下仅为技术观察池，不构成投资建议。</w:t>
       </w:r>
     </w:p>
     <w:tbl>
@@ -540,7 +540,7 @@
           <w:rFonts w:ascii="Microsoft YaHei" w:hAnsi="Microsoft YaHei" w:eastAsia="Microsoft YaHei"/>
           <w:b w:val="0"/>
         </w:rPr>
-        <w:t>数据源：东方财富公开行情接口（新浪日K兜底）+ 本地缓存；数据日期：2026-08-19；运行时间：2026-08-20。</w:t>
+        <w:t>数据源：东方财富公开行情接口（新浪日K兜底）+ 本地缓存；数据日期：2026-08-19；运行时间：2026-08-21。</w:t>
       </w:r>
     </w:p>
     <w:p>
